--- a/data/revised_2026-10_full/outputs/v2/Core_Mathematics/SS3.1_Statistics_I/Core_Mathematics_Statistics_I_FinalExplanation.docx
+++ b/data/revised_2026-10_full/outputs/v2/Core_Mathematics/SS3.1_Statistics_I/Core_Mathematics_Statistics_I_FinalExplanation.docx
@@ -3073,7 +3073,7 @@
         </w:rPr>
         <w:t xml:space="preserve">© 2026 SeaVuria and ARES. This work is licensed under a </w:t>
       </w:r>
-      <w:hyperlink w:history="1" r:id="rIdsbamphthwajqvljgatcwt">
+      <w:hyperlink w:history="1" r:id="rIdu6c6zbuxs9qoasijpwdxf">
         <w:r>
           <w:rPr>
             <w:rFonts w:ascii="Arial" w:cs="Arial" w:eastAsia="Arial" w:hAnsi="Arial"/>
@@ -3093,7 +3093,7 @@
         </w:rPr>
         <w:t xml:space="preserve"> (</w:t>
       </w:r>
-      <w:hyperlink w:history="1" r:id="rIdojntiugol9mh7uksum77q">
+      <w:hyperlink w:history="1" r:id="rIdw8xo8f2znxji0y1ycwrve">
         <w:r>
           <w:rPr>
             <w:rFonts w:ascii="Arial" w:cs="Arial" w:eastAsia="Arial" w:hAnsi="Arial"/>
@@ -3113,7 +3113,7 @@
         </w:rPr>
         <w:t xml:space="preserve">). To view a copy of this license, visit </w:t>
       </w:r>
-      <w:hyperlink w:history="1" r:id="rIdrtlh11dxmsvr0l9085ldc">
+      <w:hyperlink w:history="1" r:id="rId24a17igcbugby-qajs8jn">
         <w:r>
           <w:rPr>
             <w:rFonts w:ascii="Arial" w:cs="Arial" w:eastAsia="Arial" w:hAnsi="Arial"/>
